--- a/workbooks/urbanization.docx
+++ b/workbooks/urbanization.docx
@@ -308,18 +308,7 @@
           <w:szCs w:val="24"/>
           <w:lang w:eastAsia="ru-RU"/>
         </w:rPr>
-        <w:t xml:space="preserve">, то средняя численность </w:t>
-      </w:r>
-      <w:bookmarkStart w:id="0" w:name="_GoBack"/>
-      <w:bookmarkEnd w:id="0"/>
-      <w:r>
-        <w:rPr>
-          <w:rFonts w:ascii="Times New Roman" w:eastAsia="Times New Roman" w:hAnsi="Times New Roman" w:cs="Times New Roman"/>
-          <w:sz w:val="24"/>
-          <w:szCs w:val="24"/>
-          <w:lang w:eastAsia="ru-RU"/>
-        </w:rPr>
-        <w:t>пункта в этом узком интервале должна быть около середины интервала, то есть примерно:</w:t>
+        <w:t>, то средняя численность пункта в этом узком интервале должна быть около середины интервала, то есть примерно:</w:t>
       </w:r>
     </w:p>
     <w:p>
@@ -1210,7 +1199,112 @@
         <w:t>, сделанная для сопоставимости с порогами 2500 и 2000.</w:t>
       </w:r>
     </w:p>
-    <w:p/>
+    <w:p>
+      <w:pPr>
+        <w:spacing w:before="100" w:beforeAutospacing="1" w:after="100" w:afterAutospacing="1" w:line="240" w:lineRule="auto"/>
+      </w:pPr>
+      <w:r>
+        <w:rPr>
+          <w:rFonts w:ascii="Times New Roman" w:eastAsia="Times New Roman" w:hAnsi="Times New Roman" w:cs="Times New Roman"/>
+          <w:sz w:val="24"/>
+          <w:szCs w:val="24"/>
+          <w:lang w:eastAsia="ru-RU"/>
+        </w:rPr>
+        <w:t xml:space="preserve">На практике, мы выполняет расчёт дезагрегацией корзин распределения числа городов и численности их населения по числу жителей программой </w:t>
+      </w:r>
+      <w:r>
+        <w:rPr>
+          <w:rFonts w:ascii="Times New Roman" w:eastAsia="Times New Roman" w:hAnsi="Times New Roman" w:cs="Times New Roman"/>
+          <w:sz w:val="24"/>
+          <w:szCs w:val="24"/>
+          <w:lang w:val="en-US" w:eastAsia="ru-RU"/>
+        </w:rPr>
+        <w:t>RTSS</w:t>
+      </w:r>
+      <w:r>
+        <w:rPr>
+          <w:rFonts w:ascii="Times New Roman" w:eastAsia="Times New Roman" w:hAnsi="Times New Roman" w:cs="Times New Roman"/>
+          <w:sz w:val="24"/>
+          <w:szCs w:val="24"/>
+          <w:lang w:eastAsia="ru-RU"/>
+        </w:rPr>
+        <w:t xml:space="preserve"> </w:t>
+      </w:r>
+      <w:r>
+        <w:rPr>
+          <w:rFonts w:ascii="Times New Roman" w:eastAsia="Times New Roman" w:hAnsi="Times New Roman" w:cs="Times New Roman"/>
+          <w:sz w:val="24"/>
+          <w:szCs w:val="24"/>
+          <w:lang w:val="en-US" w:eastAsia="ru-RU"/>
+        </w:rPr>
+        <w:t>UnbinDataSum</w:t>
+      </w:r>
+      <w:r>
+        <w:rPr>
+          <w:rFonts w:ascii="Times New Roman" w:eastAsia="Times New Roman" w:hAnsi="Times New Roman" w:cs="Times New Roman"/>
+          <w:sz w:val="24"/>
+          <w:szCs w:val="24"/>
+          <w:lang w:eastAsia="ru-RU"/>
+        </w:rPr>
+        <w:t xml:space="preserve"> (</w:t>
+      </w:r>
+      <w:r>
+        <w:rPr>
+          <w:rFonts w:ascii="Times New Roman" w:eastAsia="Times New Roman" w:hAnsi="Times New Roman" w:cs="Times New Roman"/>
+          <w:sz w:val="24"/>
+          <w:szCs w:val="24"/>
+          <w:lang w:eastAsia="ru-RU"/>
+        </w:rPr>
+        <w:t xml:space="preserve">алгоритм </w:t>
+      </w:r>
+      <w:r>
+        <w:rPr>
+          <w:rFonts w:ascii="Times New Roman" w:eastAsia="Times New Roman" w:hAnsi="Times New Roman" w:cs="Times New Roman"/>
+          <w:sz w:val="24"/>
+          <w:szCs w:val="24"/>
+          <w:lang w:val="en-US" w:eastAsia="ru-RU"/>
+        </w:rPr>
+        <w:t>CSASRA</w:t>
+      </w:r>
+      <w:r>
+        <w:rPr>
+          <w:rFonts w:ascii="Times New Roman" w:eastAsia="Times New Roman" w:hAnsi="Times New Roman" w:cs="Times New Roman"/>
+          <w:sz w:val="24"/>
+          <w:szCs w:val="24"/>
+          <w:lang w:eastAsia="ru-RU"/>
+        </w:rPr>
+        <w:t>)</w:t>
+      </w:r>
+      <w:r>
+        <w:rPr>
+          <w:rFonts w:ascii="Times New Roman" w:eastAsia="Times New Roman" w:hAnsi="Times New Roman" w:cs="Times New Roman"/>
+          <w:sz w:val="24"/>
+          <w:szCs w:val="24"/>
+          <w:lang w:eastAsia="ru-RU"/>
+        </w:rPr>
+        <w:t xml:space="preserve">, с шириной новой корзины по 100 жителей, т.е. с шагом по 100 жителей, а затем суммируя </w:t>
+      </w:r>
+      <w:r>
+        <w:rPr>
+          <w:rFonts w:ascii="Times New Roman" w:eastAsia="Times New Roman" w:hAnsi="Times New Roman" w:cs="Times New Roman"/>
+          <w:sz w:val="24"/>
+          <w:szCs w:val="24"/>
+          <w:lang w:eastAsia="ru-RU"/>
+        </w:rPr>
+        <w:t xml:space="preserve">нужный </w:t>
+      </w:r>
+      <w:bookmarkStart w:id="0" w:name="_GoBack"/>
+      <w:bookmarkEnd w:id="0"/>
+      <w:r>
+        <w:rPr>
+          <w:rFonts w:ascii="Times New Roman" w:eastAsia="Times New Roman" w:hAnsi="Times New Roman" w:cs="Times New Roman"/>
+          <w:sz w:val="24"/>
+          <w:szCs w:val="24"/>
+          <w:lang w:eastAsia="ru-RU"/>
+        </w:rPr>
+        <w:t>диапазон.</w:t>
+      </w:r>
+    </w:p>
     <w:sectPr>
       <w:pgSz w:w="12240" w:h="15840"/>
       <w:pgMar w:top="1440" w:right="1440" w:bottom="1440" w:left="1440" w:header="720" w:footer="720" w:gutter="0"/>

--- a/workbooks/urbanization.docx
+++ b/workbooks/urbanization.docx
@@ -1202,15 +1202,87 @@
     <w:p>
       <w:pPr>
         <w:spacing w:before="100" w:beforeAutospacing="1" w:after="100" w:afterAutospacing="1" w:line="240" w:lineRule="auto"/>
-      </w:pPr>
-      <w:r>
-        <w:rPr>
-          <w:rFonts w:ascii="Times New Roman" w:eastAsia="Times New Roman" w:hAnsi="Times New Roman" w:cs="Times New Roman"/>
-          <w:sz w:val="24"/>
-          <w:szCs w:val="24"/>
-          <w:lang w:eastAsia="ru-RU"/>
-        </w:rPr>
-        <w:t xml:space="preserve">На практике, мы выполняет расчёт дезагрегацией корзин распределения числа городов и численности их населения по числу жителей программой </w:t>
+        <w:jc w:val="center"/>
+        <w:rPr>
+          <w:rFonts w:ascii="Times New Roman" w:eastAsia="Times New Roman" w:hAnsi="Times New Roman" w:cs="Times New Roman"/>
+          <w:sz w:val="24"/>
+          <w:szCs w:val="24"/>
+          <w:lang w:eastAsia="ru-RU"/>
+        </w:rPr>
+      </w:pPr>
+      <w:r>
+        <w:rPr>
+          <w:rFonts w:ascii="Times New Roman" w:eastAsia="Times New Roman" w:hAnsi="Times New Roman" w:cs="Times New Roman"/>
+          <w:sz w:val="24"/>
+          <w:szCs w:val="24"/>
+          <w:lang w:eastAsia="ru-RU"/>
+        </w:rPr>
+        <w:t>* * *</w:t>
+      </w:r>
+    </w:p>
+    <w:p>
+      <w:pPr>
+        <w:spacing w:before="100" w:beforeAutospacing="1" w:after="100" w:afterAutospacing="1" w:line="240" w:lineRule="auto"/>
+        <w:rPr>
+          <w:rFonts w:ascii="Times New Roman" w:eastAsia="Times New Roman" w:hAnsi="Times New Roman" w:cs="Times New Roman"/>
+          <w:sz w:val="24"/>
+          <w:szCs w:val="24"/>
+          <w:lang w:eastAsia="ru-RU"/>
+        </w:rPr>
+      </w:pPr>
+      <w:r>
+        <w:rPr>
+          <w:rFonts w:ascii="Times New Roman" w:eastAsia="Times New Roman" w:hAnsi="Times New Roman" w:cs="Times New Roman"/>
+          <w:sz w:val="24"/>
+          <w:szCs w:val="24"/>
+          <w:lang w:eastAsia="ru-RU"/>
+        </w:rPr>
+        <w:t>На практике, мы выполняе</w:t>
+      </w:r>
+      <w:r>
+        <w:rPr>
+          <w:rFonts w:ascii="Times New Roman" w:eastAsia="Times New Roman" w:hAnsi="Times New Roman" w:cs="Times New Roman"/>
+          <w:sz w:val="24"/>
+          <w:szCs w:val="24"/>
+          <w:lang w:eastAsia="ru-RU"/>
+        </w:rPr>
+        <w:t>м</w:t>
+      </w:r>
+      <w:r>
+        <w:rPr>
+          <w:rFonts w:ascii="Times New Roman" w:eastAsia="Times New Roman" w:hAnsi="Times New Roman" w:cs="Times New Roman"/>
+          <w:sz w:val="24"/>
+          <w:szCs w:val="24"/>
+          <w:lang w:eastAsia="ru-RU"/>
+        </w:rPr>
+        <w:t xml:space="preserve"> расчёт дезагрегацией корзин распределения числа </w:t>
+      </w:r>
+      <w:r>
+        <w:rPr>
+          <w:rFonts w:ascii="Times New Roman" w:eastAsia="Times New Roman" w:hAnsi="Times New Roman" w:cs="Times New Roman"/>
+          <w:sz w:val="24"/>
+          <w:szCs w:val="24"/>
+          <w:lang w:eastAsia="ru-RU"/>
+        </w:rPr>
+        <w:t>населённых</w:t>
+      </w:r>
+      <w:r>
+        <w:rPr>
+          <w:rFonts w:ascii="Times New Roman" w:eastAsia="Times New Roman" w:hAnsi="Times New Roman" w:cs="Times New Roman"/>
+          <w:sz w:val="24"/>
+          <w:szCs w:val="24"/>
+          <w:lang w:eastAsia="ru-RU"/>
+        </w:rPr>
+        <w:t xml:space="preserve"> пунктов</w:t>
+      </w:r>
+      <w:r>
+        <w:rPr>
+          <w:rFonts w:ascii="Times New Roman" w:eastAsia="Times New Roman" w:hAnsi="Times New Roman" w:cs="Times New Roman"/>
+          <w:sz w:val="24"/>
+          <w:szCs w:val="24"/>
+          <w:lang w:eastAsia="ru-RU"/>
+        </w:rPr>
+        <w:t xml:space="preserve"> и численности их населения по числу жителей программой </w:t>
       </w:r>
       <w:r>
         <w:rPr>
@@ -1230,6 +1302,7 @@
         </w:rPr>
         <w:t xml:space="preserve"> </w:t>
       </w:r>
+      <w:proofErr w:type="spellStart"/>
       <w:r>
         <w:rPr>
           <w:rFonts w:ascii="Times New Roman" w:eastAsia="Times New Roman" w:hAnsi="Times New Roman" w:cs="Times New Roman"/>
@@ -1239,6 +1312,7 @@
         </w:rPr>
         <w:t>UnbinDataSum</w:t>
       </w:r>
+      <w:proofErr w:type="spellEnd"/>
       <w:r>
         <w:rPr>
           <w:rFonts w:ascii="Times New Roman" w:eastAsia="Times New Roman" w:hAnsi="Times New Roman" w:cs="Times New Roman"/>
@@ -1257,6 +1331,7 @@
         </w:rPr>
         <w:t xml:space="preserve">алгоритм </w:t>
       </w:r>
+      <w:proofErr w:type="spellStart"/>
       <w:r>
         <w:rPr>
           <w:rFonts w:ascii="Times New Roman" w:eastAsia="Times New Roman" w:hAnsi="Times New Roman" w:cs="Times New Roman"/>
@@ -1266,6 +1341,7 @@
         </w:rPr>
         <w:t>CSASRA</w:t>
       </w:r>
+      <w:proofErr w:type="spellEnd"/>
       <w:r>
         <w:rPr>
           <w:rFonts w:ascii="Times New Roman" w:eastAsia="Times New Roman" w:hAnsi="Times New Roman" w:cs="Times New Roman"/>
@@ -1282,7 +1358,25 @@
           <w:szCs w:val="24"/>
           <w:lang w:eastAsia="ru-RU"/>
         </w:rPr>
-        <w:t xml:space="preserve">, с шириной новой корзины по 100 жителей, т.е. с шагом по 100 жителей, а затем суммируя </w:t>
+        <w:t>, с шириной новой корзины по 100 жителей, т.е. с шагом по 100 жителей, а затем суммиру</w:t>
+      </w:r>
+      <w:r>
+        <w:rPr>
+          <w:rFonts w:ascii="Times New Roman" w:eastAsia="Times New Roman" w:hAnsi="Times New Roman" w:cs="Times New Roman"/>
+          <w:sz w:val="24"/>
+          <w:szCs w:val="24"/>
+          <w:lang w:eastAsia="ru-RU"/>
+        </w:rPr>
+        <w:t>ем</w:t>
+      </w:r>
+      <w:r>
+        <w:rPr>
+          <w:rFonts w:ascii="Times New Roman" w:eastAsia="Times New Roman" w:hAnsi="Times New Roman" w:cs="Times New Roman"/>
+          <w:sz w:val="24"/>
+          <w:szCs w:val="24"/>
+          <w:lang w:eastAsia="ru-RU"/>
+        </w:rPr>
+        <w:t xml:space="preserve"> </w:t>
       </w:r>
       <w:r>
         <w:rPr>
@@ -1292,6 +1386,76 @@
           <w:lang w:eastAsia="ru-RU"/>
         </w:rPr>
         <w:t xml:space="preserve">нужный </w:t>
+      </w:r>
+      <w:r>
+        <w:rPr>
+          <w:rFonts w:ascii="Times New Roman" w:eastAsia="Times New Roman" w:hAnsi="Times New Roman" w:cs="Times New Roman"/>
+          <w:sz w:val="24"/>
+          <w:szCs w:val="24"/>
+          <w:lang w:eastAsia="ru-RU"/>
+        </w:rPr>
+        <w:t>диапазон.</w:t>
+      </w:r>
+    </w:p>
+    <w:p>
+      <w:pPr>
+        <w:spacing w:before="100" w:beforeAutospacing="1" w:after="100" w:afterAutospacing="1" w:line="240" w:lineRule="auto"/>
+      </w:pPr>
+      <w:proofErr w:type="spellStart"/>
+      <w:r>
+        <w:rPr>
+          <w:rFonts w:ascii="Times New Roman" w:eastAsia="Times New Roman" w:hAnsi="Times New Roman" w:cs="Times New Roman"/>
+          <w:sz w:val="24"/>
+          <w:szCs w:val="24"/>
+          <w:lang w:val="en-US" w:eastAsia="ru-RU"/>
+        </w:rPr>
+        <w:t>CSASRA</w:t>
+      </w:r>
+      <w:proofErr w:type="spellEnd"/>
+      <w:r>
+        <w:rPr>
+          <w:rFonts w:ascii="Times New Roman" w:eastAsia="Times New Roman" w:hAnsi="Times New Roman" w:cs="Times New Roman"/>
+          <w:sz w:val="24"/>
+          <w:szCs w:val="24"/>
+          <w:lang w:eastAsia="ru-RU"/>
+        </w:rPr>
+        <w:t xml:space="preserve"> успешно справляется с дезагрегацией сумм или средних величин </w:t>
+      </w:r>
+      <w:r>
+        <w:rPr>
+          <w:rFonts w:ascii="Times New Roman" w:eastAsia="Times New Roman" w:hAnsi="Times New Roman" w:cs="Times New Roman"/>
+          <w:sz w:val="24"/>
+          <w:szCs w:val="24"/>
+          <w:lang w:eastAsia="ru-RU"/>
+        </w:rPr>
+        <w:t xml:space="preserve">– </w:t>
+      </w:r>
+      <w:r>
+        <w:rPr>
+          <w:rFonts w:ascii="Times New Roman" w:eastAsia="Times New Roman" w:hAnsi="Times New Roman" w:cs="Times New Roman"/>
+          <w:sz w:val="24"/>
+          <w:szCs w:val="24"/>
+          <w:lang w:eastAsia="ru-RU"/>
+        </w:rPr>
+        <w:t>таких как числу людей по возрастным группам или</w:t>
+      </w:r>
+      <w:r>
+        <w:rPr>
+          <w:rFonts w:ascii="Times New Roman" w:eastAsia="Times New Roman" w:hAnsi="Times New Roman" w:cs="Times New Roman"/>
+          <w:sz w:val="24"/>
+          <w:szCs w:val="24"/>
+          <w:lang w:eastAsia="ru-RU"/>
+        </w:rPr>
+        <w:t>, как в данном случае, по величине населённых пунктов</w:t>
+      </w:r>
+      <w:r>
+        <w:rPr>
+          <w:rFonts w:ascii="Times New Roman" w:eastAsia="Times New Roman" w:hAnsi="Times New Roman" w:cs="Times New Roman"/>
+          <w:sz w:val="24"/>
+          <w:szCs w:val="24"/>
+          <w:lang w:eastAsia="ru-RU"/>
+        </w:rPr>
+        <w:t xml:space="preserve"> – </w:t>
       </w:r>
       <w:bookmarkStart w:id="0" w:name="_GoBack"/>
       <w:bookmarkEnd w:id="0"/>
@@ -1302,7 +1466,16 @@
           <w:szCs w:val="24"/>
           <w:lang w:eastAsia="ru-RU"/>
         </w:rPr>
-        <w:t>диапазон.</w:t>
+        <w:t>когда между микроучастками нет зависимости.</w:t>
+      </w:r>
+      <w:r>
+        <w:rPr>
+          <w:rFonts w:ascii="Times New Roman" w:eastAsia="Times New Roman" w:hAnsi="Times New Roman" w:cs="Times New Roman"/>
+          <w:sz w:val="24"/>
+          <w:szCs w:val="24"/>
+          <w:lang w:eastAsia="ru-RU"/>
+        </w:rPr>
+        <w:t xml:space="preserve"> (Такая зависимость существует, например, при расчётах коэффициентов смертности).</w:t>
       </w:r>
     </w:p>
     <w:sectPr>
@@ -1863,6 +2036,17 @@
     <w:semiHidden/>
     <w:unhideWhenUsed/>
   </w:style>
+  <w:style w:type="paragraph" w:styleId="ListParagraph">
+    <w:name w:val="List Paragraph"/>
+    <w:basedOn w:val="Normal"/>
+    <w:uiPriority w:val="34"/>
+    <w:qFormat/>
+    <w:rsid w:val="00640776"/>
+    <w:pPr>
+      <w:ind w:left="720"/>
+      <w:contextualSpacing/>
+    </w:pPr>
+  </w:style>
 </w:styles>
 </file>
 
